--- a/motion/Catalyst_Motion_EXTENDING.docx
+++ b/motion/Catalyst_Motion_EXTENDING.docx
@@ -1248,6 +1248,70 @@
     <w:p>
       <w:pPr>
         <w:pStyle w:val="Heading2"/>
+      </w:pPr>
+      <w:r>
+        <w:t>Repeat a complete timeline</w:t>
+      </w:r>
+    </w:p>
+    <w:p>
+      <w:pPr/>
+      <w:r>
+        <w:t>Use finite repetition when the complete authored timeline should play a known number of times. repeat: belongs to CFMotionTimeline: it repeats the composed cycle, including its tracks, anchors, offsets, overlaps and easing.</w:t>
+      </w:r>
+    </w:p>
+    <w:p>
+      <w:pPr>
+        <w:pStyle w:val="Code"/>
+      </w:pPr>
+      <w:r>
+        <w:t>timeline := CFMotionTimeline new.</w:t>
+        <w:br/>
+        <w:t>track := CFMotionTimelineTrack</w:t>
+        <w:br/>
+        <w:t xml:space="preserve">    on: (value interpolateFrom: 0.0 to: 1.0)</w:t>
+        <w:br/>
+        <w:t xml:space="preserve">    in: timeline.</w:t>
+        <w:br/>
+        <w:t>track duration: 300 milliSeconds; easing: BlEasing linear.</w:t>
+        <w:br/>
+        <w:t>timeline repeat: 2.</w:t>
+        <w:br/>
+        <w:t>motion := CFMotion</w:t>
+        <w:br/>
+        <w:t xml:space="preserve">    timeline: timeline</w:t>
+        <w:br/>
+        <w:t xml:space="preserve">    coordinator: element space motionCoordinator.</w:t>
+        <w:br/>
+        <w:t>motion start.</w:t>
+      </w:r>
+    </w:p>
+    <w:p>
+      <w:pPr/>
+      <w:r>
+        <w:t>repeat: 2 means two total traversals. The first begins at the captured live presentation; each later traversal begins at the authored origin. The current boundary is a cut, so the second traversal starts immediately and the total duration is two times the resolved cycle duration.</w:t>
+      </w:r>
+    </w:p>
+    <w:p>
+      <w:pPr/>
+      <w:r>
+        <w:t>Use timeline playbackDuration and playbackProgress when the caller needs the whole finite playback. duration, progress and currentPosition remain cycle-local so the normal track-placement vocabulary still applies. Seeking maps a whole-playback time into the corresponding cycle deterministically.</w:t>
+      </w:r>
+    </w:p>
+    <w:p>
+      <w:pPr/>
+      <w:r>
+        <w:t>There is deliberately no track or Behaviour repeat API. Repeating one track inside a larger composition would introduce a second scheduler and ambiguous anchors. If a phrase needs its own repetition, give it its own Timeline and compose at the Timeline level. A finite repeat requires a finite Timeline; use timeline repeat only for the existing indefinite whole-timeline form.</w:t>
+      </w:r>
+    </w:p>
+    <w:p>
+      <w:pPr/>
+      <w:r>
+        <w:t>When extending a repeatable Behaviour, keep its evaluated work free of scheduling. prepareForTimelineCycle: prepares the later-cycle origin; evaluate: still performs the work for the TimelineTrack evaluation. A smooth video-editing-style transition between cycles is a future Timeline composition feature, not a CFMotionValueInterpolation or Behaviour responsibility.</w:t>
+      </w:r>
+    </w:p>
+    <w:p>
+      <w:pPr>
+        <w:pStyle w:val="Heading2"/>
         <w:keepNext/>
       </w:pPr>
       <w:r>
@@ -1514,6 +1578,14 @@
       </w:pPr>
       <w:r>
         <w:t>For retargetable work, retarget during playback and assert continuity from the current presentation.</w:t>
+      </w:r>
+    </w:p>
+    <w:p>
+      <w:pPr>
+        <w:pStyle w:val="ListBullet"/>
+      </w:pPr>
+      <w:r>
+        <w:t>For finite repetition, assert the requested number of full traversals, the boundary reset to the authored origin, cycle-local seeking, and one terminal completion after the final cycle.</w:t>
       </w:r>
     </w:p>
     <w:p>
